--- a/data/outputs/v2/Biology/SS3.2_Animal_Transport/Biology_Animal_Transport_SummaryTable.docx
+++ b/data/outputs/v2/Biology/SS3.2_Animal_Transport/Biology_Animal_Transport_SummaryTable.docx
@@ -38,6 +38,177 @@
           <w:szCs w:val="22"/>
         </w:rPr>
         <w:t xml:space="preserve">Sub-Strand 3.2: Animal Transport — Teacher Reference (Pre-filled)</w:t>
+      </w:r>
+    </w:p>
+    <w:p>
+      <w:pPr>
+        <w:spacing w:after="80" w:before="120"/>
+      </w:pPr>
+      <w:r>
+        <w:rPr>
+          <w:rFonts w:ascii="Arial" w:cs="Arial" w:eastAsia="Arial" w:hAnsi="Arial"/>
+          <w:b/>
+          <w:bCs/>
+          <w:color w:val="1F3864"/>
+          <w:sz w:val="20"/>
+          <w:szCs w:val="20"/>
+        </w:rPr>
+        <w:t xml:space="preserve">ATTRIBUTION AND LICENSING</w:t>
+      </w:r>
+    </w:p>
+    <w:p>
+      <w:pPr>
+        <w:spacing w:after="60" w:before="0"/>
+      </w:pPr>
+      <w:r>
+        <w:rPr>
+          <w:rFonts w:ascii="Arial" w:cs="Arial" w:eastAsia="Arial" w:hAnsi="Arial"/>
+          <w:b/>
+          <w:bCs/>
+          <w:sz w:val="17"/>
+          <w:szCs w:val="17"/>
+        </w:rPr>
+        <w:t xml:space="preserve">Curriculum Alignment: </w:t>
+      </w:r>
+      <w:r>
+        <w:rPr>
+          <w:rFonts w:ascii="Arial" w:cs="Arial" w:eastAsia="Arial" w:hAnsi="Arial"/>
+          <w:sz w:val="17"/>
+          <w:szCs w:val="17"/>
+        </w:rPr>
+        <w:t xml:space="preserve">Structured in pedagogical alignment with the competence-based curriculum format and learning outcomes established by the Kenya Institute of Curriculum Development (KICD). This material is independently developed and is not officially endorsed or published by KICD.</w:t>
+      </w:r>
+    </w:p>
+    <w:p>
+      <w:pPr>
+        <w:spacing w:after="60" w:before="0"/>
+      </w:pPr>
+      <w:r>
+        <w:rPr>
+          <w:rFonts w:ascii="Arial" w:cs="Arial" w:eastAsia="Arial" w:hAnsi="Arial"/>
+          <w:b/>
+          <w:bCs/>
+          <w:sz w:val="17"/>
+          <w:szCs w:val="17"/>
+        </w:rPr>
+        <w:t xml:space="preserve">Content &amp; Pedagogy: </w:t>
+      </w:r>
+      <w:r>
+        <w:rPr>
+          <w:rFonts w:ascii="Arial" w:cs="Arial" w:eastAsia="Arial" w:hAnsi="Arial"/>
+          <w:sz w:val="17"/>
+          <w:szCs w:val="17"/>
+        </w:rPr>
+        <w:t xml:space="preserve">Developed and adapted by the educator team at SeaVuria (registered 501(c)(3) in the United States and registered NGO in Kenya, No. 872-850A-BF11), who designed the pedagogical framework, lesson templates and exemplar lessons on which this material is based.</w:t>
+      </w:r>
+    </w:p>
+    <w:p>
+      <w:pPr>
+        <w:spacing w:after="60" w:before="0"/>
+      </w:pPr>
+      <w:r>
+        <w:rPr>
+          <w:rFonts w:ascii="Arial" w:cs="Arial" w:eastAsia="Arial" w:hAnsi="Arial"/>
+          <w:b/>
+          <w:bCs/>
+          <w:sz w:val="17"/>
+          <w:szCs w:val="17"/>
+        </w:rPr>
+        <w:t xml:space="preserve">Production &amp; Layout: </w:t>
+      </w:r>
+      <w:r>
+        <w:rPr>
+          <w:rFonts w:ascii="Arial" w:cs="Arial" w:eastAsia="Arial" w:hAnsi="Arial"/>
+          <w:sz w:val="17"/>
+          <w:szCs w:val="17"/>
+        </w:rPr>
+        <w:t xml:space="preserve">Educational design and curriculum sequencing by SeaVuria. Technical layout, structural formatting, and digital optimization/implementation executed in partnership with ARES Education (registered 501(c)(3) in the United States and Canada (as Afretech Aid) and registered NGO in Kenya), with lesson drafting and compilation assisted by AI (Claude, Anthropic).</w:t>
+      </w:r>
+    </w:p>
+    <w:p>
+      <w:pPr>
+        <w:pBdr>
+          <w:bottom w:val="single" w:color="1F3864" w:sz="6" w:space="6"/>
+        </w:pBdr>
+        <w:spacing w:after="60" w:before="0"/>
+      </w:pPr>
+      <w:r>
+        <w:rPr>
+          <w:rFonts w:ascii="Arial" w:cs="Arial" w:eastAsia="Arial" w:hAnsi="Arial"/>
+          <w:b/>
+          <w:bCs/>
+          <w:sz w:val="17"/>
+          <w:szCs w:val="17"/>
+        </w:rPr>
+        <w:t xml:space="preserve">Licensing &amp; Copyright: </w:t>
+      </w:r>
+      <w:r>
+        <w:rPr>
+          <w:rFonts w:ascii="Arial" w:cs="Arial" w:eastAsia="Arial" w:hAnsi="Arial"/>
+          <w:sz w:val="17"/>
+          <w:szCs w:val="17"/>
+        </w:rPr>
+        <w:t xml:space="preserve">© 2026 SeaVuria and ARES. This work is licensed under a </w:t>
+      </w:r>
+      <w:hyperlink w:history="1" r:id="rIdoubjdzo9gvzsrc8xkjvva">
+        <w:r>
+          <w:rPr>
+            <w:rFonts w:ascii="Arial" w:cs="Arial" w:eastAsia="Arial" w:hAnsi="Arial"/>
+            <w:color w:val="1F6B75"/>
+            <w:sz w:val="17"/>
+            <w:szCs w:val="17"/>
+            <w:u w:val="single" w:color="1F6B75"/>
+          </w:rPr>
+          <w:t xml:space="preserve">Creative Commons Attribution-NonCommercial 4.0 International License</w:t>
+        </w:r>
+      </w:hyperlink>
+      <w:r>
+        <w:rPr>
+          <w:rFonts w:ascii="Arial" w:cs="Arial" w:eastAsia="Arial" w:hAnsi="Arial"/>
+          <w:sz w:val="17"/>
+          <w:szCs w:val="17"/>
+        </w:rPr>
+        <w:t xml:space="preserve"> (</w:t>
+      </w:r>
+      <w:hyperlink w:history="1" r:id="rIddf2caxa7hl3iwa1eouaie">
+        <w:r>
+          <w:rPr>
+            <w:rFonts w:ascii="Arial" w:cs="Arial" w:eastAsia="Arial" w:hAnsi="Arial"/>
+            <w:color w:val="1F6B75"/>
+            <w:sz w:val="17"/>
+            <w:szCs w:val="17"/>
+            <w:u w:val="single" w:color="1F6B75"/>
+          </w:rPr>
+          <w:t xml:space="preserve">CC BY-NC 4.0</w:t>
+        </w:r>
+      </w:hyperlink>
+      <w:r>
+        <w:rPr>
+          <w:rFonts w:ascii="Arial" w:cs="Arial" w:eastAsia="Arial" w:hAnsi="Arial"/>
+          <w:sz w:val="17"/>
+          <w:szCs w:val="17"/>
+        </w:rPr>
+        <w:t xml:space="preserve">). To view a copy of this license, visit </w:t>
+      </w:r>
+      <w:hyperlink w:history="1" r:id="rId5wc04et1tzww8_d7kfyru">
+        <w:r>
+          <w:rPr>
+            <w:rFonts w:ascii="Arial" w:cs="Arial" w:eastAsia="Arial" w:hAnsi="Arial"/>
+            <w:color w:val="1F6B75"/>
+            <w:sz w:val="17"/>
+            <w:szCs w:val="17"/>
+            <w:u w:val="single" w:color="1F6B75"/>
+          </w:rPr>
+          <w:t xml:space="preserve">https://creativecommons.org/licenses/by-nc/4.0/</w:t>
+        </w:r>
+      </w:hyperlink>
+      <w:r>
+        <w:rPr>
+          <w:rFonts w:ascii="Arial" w:cs="Arial" w:eastAsia="Arial" w:hAnsi="Arial"/>
+          <w:sz w:val="17"/>
+          <w:szCs w:val="17"/>
+        </w:rPr>
+        <w:t xml:space="preserve">. You are free to copy, redistribute, and adapt this material in any medium or format, provided appropriate credit is given and the material is not used for commercial purposes. KICD learning outcomes and curriculum designations reproduced here for alignment purposes remain the property of KICD and are not covered by this license. Linked external resources (e.g. CK-12, Khan Academy, PhET) are subject to their own licenses.</w:t>
       </w:r>
     </w:p>
     <w:p>

--- a/data/outputs/v2/Biology/SS3.2_Animal_Transport/Biology_Animal_Transport_SummaryTable.docx
+++ b/data/outputs/v2/Biology/SS3.2_Animal_Transport/Biology_Animal_Transport_SummaryTable.docx
@@ -532,7 +532,7 @@
                 <w:sz w:val="18"/>
                 <w:szCs w:val="18"/>
               </w:rPr>
-              <w:t xml:space="preserve">Anchoring Phenomenon: Eliud Kipchoge and the Limits of the Body</w:t>
+              <w:t xml:space="preserve">Anchoring Phenomenon: Why Does Kipchoge Recover So Fast?</w:t>
             </w:r>
           </w:p>
         </w:tc>
@@ -564,7 +564,7 @@
                 <w:sz w:val="18"/>
                 <w:szCs w:val="18"/>
               </w:rPr>
-              <w:t xml:space="preserve">Students observed a video clip or image set of Eliud Kipchoge completing a marathon and were introduced to the anchoring phenomenon: his heart beats ~180 times per minute during peak exertion, pumping oxygenated blood to every working muscle with extreme efficiency. Students also observed a grasshopper moving and were told it has no blood vessels — haemolymph simply floods its body cavity. The contrast between these two animals anchored the driving question.</w:t>
+              <w:t xml:space="preserve">Learners observed two heart-rate recovery curves — one from elite marathon runner Eliud Kipchoge and one from a typical teenager after jogging 400 m — and heard a comparative introduction to the transport systems of a grasshopper, a tilapia from Lake Victoria, a frog from the Rift Valley wetlands, and a mammal.</w:t>
             </w:r>
           </w:p>
         </w:tc>
@@ -596,7 +596,7 @@
                 <w:sz w:val="18"/>
                 <w:szCs w:val="18"/>
               </w:rPr>
-              <w:t xml:space="preserve">Students learned that different animals have fundamentally different transport systems, and that the type of system an animal has is directly linked to its size, metabolic rate, and lifestyle. They learned that Eliud Kipchoge's extraordinary endurance depends on a closed, double circulatory system that can sustain high oxygen delivery — something a grasshopper's open system cannot do. This lesson established the need-to-know questions that will drive the unit.</w:t>
+              <w:t xml:space="preserve">Learners articulated initial noticings and predictions about why transport systems differ across animals, and began to connect the idea that different animals have different internal structures for moving substances around their bodies.</w:t>
             </w:r>
           </w:p>
         </w:tc>
@@ -628,7 +628,7 @@
                 <w:sz w:val="18"/>
                 <w:szCs w:val="18"/>
               </w:rPr>
-              <w:t xml:space="preserve">The teacher used this lesson to surface prior knowledge and elicit students' initial mental models of how the body 'moves things around.' Pedagogical note: Expect students to conflate the heart with the lungs, or to think blood simply 'flows' without a pump. Record these misconceptions on the Driving Question Board (DQB) without correcting them yet — they will be resolved across subsequent lessons. Cold-call at least four students to explain what they think happens inside Kipchoge's chest during a race. This lesson should end with more questions than answers.</w:t>
+              <w:t xml:space="preserve">Learners produced Iteration 1 of their personal transport system model and generated genuine wonder-questions for the Driving Question Board, establishing the inquiry questions that will be investigated across all twelve lessons of the sub-strand.</w:t>
             </w:r>
           </w:p>
         </w:tc>
@@ -713,7 +713,7 @@
                 <w:sz w:val="18"/>
                 <w:szCs w:val="18"/>
               </w:rPr>
-              <w:t xml:space="preserve">Students observed a demonstration or simulation comparing surface-area-to-volume (SA:V) ratios using cubes of different sizes (e.g., 1 cm³, 2 cm³, 4 cm³ agar blocks stained with potassium permanganate). They measured how far the stain diffused into each block within a fixed time and recorded that diffusion distance remained constant while the volume grew — meaning the interior of larger blocks remained unstained. They also examined data comparing single-celled organisms (amoeba) with multicellular animals (a cow, a human, a tilapia from Lake Victoria).</w:t>
+              <w:t xml:space="preserve">Learners measured and recorded their own pulse rate (BPM) and breathing rate at rest, immediately after 2 minutes of star jumps, and after 5 minutes of recovery. They also calculated the surface-area-to-volume (SA:V) ratio for cubes of three different sizes (1 cm, 2 cm, 3 cm sides) and compared their pulse-rate recovery curve to Eliud Kipchoge's published post-race heart-rate data displayed on the board.</w:t>
             </w:r>
           </w:p>
         </w:tc>
@@ -745,7 +745,7 @@
                 <w:sz w:val="18"/>
                 <w:szCs w:val="18"/>
               </w:rPr>
-              <w:t xml:space="preserve">Students learned that as an organism's size increases, its SA:V ratio decreases, making passive diffusion insufficient to supply all cells with oxygen and nutrients or remove waste. They learned that transport systems evolved to solve this problem by providing bulk flow — moving substances rapidly over long distances regardless of body size. They also learned that unicellular organisms like amoeba rely entirely on diffusion, which works only because the distances involved are tiny.</w:t>
+              <w:t xml:space="preserve">As the size of an organism increases, its surface-area-to-volume ratio decreases — meaning a smaller proportion of its body surface is available for diffusion relative to its volume. Diffusion alone is too slow and too limited in range to supply oxygen and nutrients to — or remove waste from — the deep cells of a large, complex animal. Large animals therefore require a dedicated transport system to: (1) deliver oxygen and nutrients to all cells; (2) remove metabolic wastes (CO₂, urea); (3) transport hormones; (4) regulate body temperature; and (5) circulate immune cells. These needs are dramatically amplified during exercise, as Kipchoge's and learners' own pulse-rate data demonstrate.</w:t>
             </w:r>
           </w:p>
         </w:tc>
@@ -777,7 +777,7 @@
                 <w:sz w:val="18"/>
                 <w:szCs w:val="18"/>
               </w:rPr>
-              <w:t xml:space="preserve">The teacher should connect this directly to Kipchoge: his body contains ~37 trillion cells, none of which are close enough to a body surface to receive oxygen by diffusion alone. Ask students: 'If Kipchoge were the size of an amoeba, would he need a heart?' (No — diffusion would suffice.) Pedagogical note: The SA:V concept is mathematically challenging; allocate extra wait time (at least 10 seconds) after posing ratio questions. Use the maize grain vs. maize sack analogy — a single maize grain absorbs water quickly, but a tightly packed sack does not penetrate evenly — to make the concept locally concrete.</w:t>
+              <w:t xml:space="preserve">Why Kipchoge cannot survive on diffusion alone: his body is far too large — muscle cells lie centimetres away from any surface, and diffusion over such distances would take hours, far too slow to sustain marathon pace. The data from the SA:V investigation showed that as organisms grow larger, the ratio of surface area to volume falls sharply. A single-celled amoeba (tiny, high SA:V) can exchange all substances directly through its cell membrane; Kipchoge's quadriceps muscles (deep, low SA:V from the skin) require a pumped circulatory system to bridge that distance in seconds. This is why EVERY large, complex animal — fish, amphibian, reptile, bird, mammal — has evolved some form of transport system, even though the structures differ enormously.</w:t>
             </w:r>
           </w:p>
         </w:tc>
@@ -862,7 +862,7 @@
                 <w:sz w:val="18"/>
                 <w:szCs w:val="18"/>
               </w:rPr>
-              <w:t xml:space="preserve">Students observed labelled diagrams and/or a video of a grasshopper's open circulatory system, identifying the dorsal vessel (heart), ostia, and haemocoel. They noted that the haemolymph does not travel in a closed circuit of vessels but instead floods the body cavity, bathing organs directly. They also observed that insects deliver oxygen NOT through haemolymph but through a separate tracheal system of air tubes — a key distinction from vertebrates.</w:t>
+              <w:t xml:space="preserve">A grasshopper was examined (dissection or diagram). Learners observed: a dorsal vessel running along the grasshopper's back with small openings called ostia; an open body cavity (haemocoel) with no blood vessels branching to individual organs; haemolymph that is pale yellow-green in colour, NOT red.</w:t>
             </w:r>
           </w:p>
         </w:tc>
@@ -894,7 +894,7 @@
                 <w:sz w:val="18"/>
                 <w:szCs w:val="18"/>
               </w:rPr>
-              <w:t xml:space="preserve">Students learned that an open circulatory system moves haemolymph at low pressure through an open body cavity (haemocoel), and that this system is adequate for small, low-metabolic-rate animals like the grasshopper. They learned that because oxygen delivery is handled by the tracheal system, the grasshopper's circulatory system is primarily responsible for transporting nutrients, hormones, and waste — not oxygen. This explains why the grasshopper does not need high-pressure, high-speed circulation.</w:t>
+              <w:t xml:space="preserve">Insects have an OPEN circulatory system: haemolymph is pumped by the dorsal vessel through ostia and floods the haemocoel, bathing organs directly. Unlike human blood, haemolymph does NOT carry oxygen — insects use a separate tracheal system for gas exchange. This means an insect's transport system operates at low pressure and cannot direct oxygen-rich fluid to specific muscles on demand.</w:t>
             </w:r>
           </w:p>
         </w:tc>
@@ -926,7 +926,7 @@
                 <w:sz w:val="18"/>
                 <w:szCs w:val="18"/>
               </w:rPr>
-              <w:t xml:space="preserve">The teacher should use this lesson to answer a key DQB question: 'Why can't Kipchoge have a grasshopper's heart?' Students should articulate that a grasshopper's open system cannot generate the high blood pressure needed to deliver oxygen at the rate Kipchoge's muscles demand during a 42 km race. Pedagogical note: Students frequently confuse haemolymph with blood — clarify that haemolymph lacks haemoglobin and does not carry oxygen in insects. Have students revise their initial models on the DQB, crossing out misconceptions and adding the open/closed distinction.</w:t>
+              <w:t xml:space="preserve">The grasshopper survives without a powerful heart because its small body size means diffusion distances are short, and its tracheal system delivers oxygen directly to cells without using the circulatory system. Eliud Kipchoge could NOT survive on a grasshopper's circulatory system because his large body and extreme muscular demands during a marathon require a high-pressure, closed system that can rapidly direct oxygenated blood to working muscles — something an open haemocoel system cannot do. Today's evidence updates our driving question: the STRUCTURE of the transport system (open vs. closed, presence or absence of oxygen-carrying fluid) directly determines the level of physical performance an animal can sustain.</w:t>
             </w:r>
           </w:p>
         </w:tc>
@@ -1011,7 +1011,7 @@
                 <w:sz w:val="18"/>
                 <w:szCs w:val="18"/>
               </w:rPr>
-              <w:t xml:space="preserve">Students observed a dissection (or detailed diagram/video) of a tilapia (Oreochromis niloticus) from Lake Victoria, identifying its two-chambered heart (one atrium, one ventricle), gills, and the single loop of blood flow: heart → gills (oxygenation) → body tissues → heart. They traced the path of a red blood cell on a diagram and noted that blood passes through the heart only once per complete circuit.</w:t>
+              <w:t xml:space="preserve">Learners traced blood flow through a colour-coded diagram of the tilapia circulatory system, identifying the two-chambered heart, the location of gill oxygenation, the path of the dorsal aorta to body tissues, and the pressure drop that occurs after blood passes through the gill capillaries.</w:t>
             </w:r>
           </w:p>
         </w:tc>
@@ -1043,7 +1043,7 @@
                 <w:sz w:val="18"/>
                 <w:szCs w:val="18"/>
               </w:rPr>
-              <w:t xml:space="preserve">Students learned that the tilapia has a closed but single circulatory system. Blood is oxygenated in the gills and then travels directly to body tissues before returning to the heart — meaning it loses pressure after passing through the gill capillaries, arriving at body tissues at relatively low pressure. They learned that this system is more efficient than an open system but less efficient than a double circulatory system because blood is not re-pressurised before reaching the body.</w:t>
+              <w:t xml:space="preserve">Learners learned that the tilapia has a CLOSED but SINGLE circulatory system with a two-chambered heart (one atrium, one ventricle). Blood travels in one loop: heart → gills (oxygenated) → body tissues (oxygen delivered) → back to heart. Because blood passes through TWO sets of capillaries (gills then body) before returning to the heart, pressure drops significantly — making delivery to body tissues less forceful than in a mammal's double circulatory system. This makes the fish system more efficient than an insect's open system, but less efficient than Kipchoge's four-chambered double circulatory system.</w:t>
             </w:r>
           </w:p>
         </w:tc>
@@ -1075,7 +1075,7 @@
                 <w:sz w:val="18"/>
                 <w:szCs w:val="18"/>
               </w:rPr>
-              <w:t xml:space="preserve">The teacher should prompt students to compare the tilapia's system with the grasshopper's: both are limited in how much oxygen they can deliver per unit time, but for different reasons. Connect to the driving question: Kipchoge runs at ~21 km/h for over two hours — a tilapia's single circuit could not sustain this because muscles would receive low-pressure, partially deoxygenated blood. Pedagogical note: Use a Nairobi water distribution analogy — a pump that pushes water through two substations loses pressure at each stage; a double-pump system re-pressurises at each stage.</w:t>
+              <w:t xml:space="preserve">The structural difference between the fish's single circuit and Kipchoge's double circuit explains why the tilapia cannot sustain the high-speed, high-oxygen-demand activity that Kipchoge's cardiovascular system supports. In the double circuit, the left ventricle re-pressurises oxygenated blood before sending it to the body muscles — ensuring high-pressure, high-volume oxygen delivery. In the tilapia, no such re-pressurisation occurs. This is a structural limitation that connects directly to the driving question: transport system structure determines the animal's capacity to survive and thrive at different energy demands.</w:t>
             </w:r>
           </w:p>
         </w:tc>
@@ -1160,7 +1160,7 @@
                 <w:sz w:val="18"/>
                 <w:szCs w:val="18"/>
               </w:rPr>
-              <w:t xml:space="preserve">Students observed diagrams of the frog (amphibian) and crocodile (reptile) hearts, comparing the three-chambered frog heart (two atria, one ventricle — allowing mixing of oxygenated and deoxygenated blood) with the almost-four-chambered crocodile heart (nearly complete ventricular septum). They traced blood flow in each, noting where mixing occurs and where separation is maintained.</w:t>
+              <w:t xml:space="preserve">Learners observed colour-coded diagrams of the frog's three-chambered heart (two atria, one ventricle) and the reptilian heart with a partially divided ventricle. They traced the path of a red blood cell through the frog's circulatory system using coloured pencils, noting where oxygenated and deoxygenated blood mix in the single ventricle. They also analysed a comparative data table showing estimated % oxygenation of blood reaching body tissues across five animal groups and plotted a bar graph to visualise the efficiency differences.</w:t>
             </w:r>
           </w:p>
         </w:tc>
@@ -1192,7 +1192,7 @@
                 <w:sz w:val="18"/>
                 <w:szCs w:val="18"/>
               </w:rPr>
-              <w:t xml:space="preserve">Students learned that the frog's three-chambered heart represents an evolutionary trade-off: it supports a more active lifestyle than fish, but the mixing of oxygenated and deoxygenated blood in the single ventricle reduces the efficiency of oxygen delivery. They learned that reptiles (e.g., Nile crocodile) show a more complete ventricular septum, reducing mixing and increasing efficiency — reflecting greater metabolic demands. They understood this as an evolutionary continuum from open systems (insects) toward the fully separated four-chambered mammalian heart.</w:t>
+              <w:t xml:space="preserve">Learners learned that the frog has a three-chambered heart in which oxygenated blood (from lungs and skin) and deoxygenated blood (from body tissues) mix in the single ventricle, reducing the efficiency of oxygen delivery to tissues. Reptiles have a partial septum in the ventricle that reduces — but does not eliminate — this mixing. This structural difference is a trade-off: frogs and reptiles are ectotherms with lower energy demands, so a fully separated circulation is not necessary for their survival. The four-chambered heart (as in Kipchoge) is needed only when oxygen demand is very high and sustained.</w:t>
             </w:r>
           </w:p>
         </w:tc>
@@ -1224,7 +1224,7 @@
                 <w:sz w:val="18"/>
                 <w:szCs w:val="18"/>
               </w:rPr>
-              <w:t xml:space="preserve">The teacher should frame this lesson as the 'missing link' in the evolutionary story of circulatory systems. Ask: 'Why does the frog get away with mixing blood in one ventricle?' (It is ectothermic — low metabolic demand; also absorbs oxygen through its skin.) Cold-call at least three students to rank the five systems studied so far (amoeba/diffusion, grasshopper, tilapia, frog, crocodile) in order of oxygen-delivery efficiency and justify their ranking. Pedagogical note: Students often think more chambers always means better — help them see that the frog's system is appropriate FOR the frog's lifestyle.</w:t>
+              <w:t xml:space="preserve">Learners explained that the mixing of oxygenated and deoxygenated blood in the frog's single ventricle means body tissues receive blood that is only partially oxygenated, limiting the animal's sustained aerobic capacity. This is why a Rift Valley frog cannot sustain high-intensity activity like marathon running. They connected this to the driving question by reasoning that Kipchoge's heart must have complete separation of the two blood types — a feature that allows near-100% oxygenated blood to reach his muscles at world-record pace. Learners updated their cumulative Animal Transport System Model to include the amphibian and reptilian tiers and revised their Efficiency Meter to show the relative oxygen delivery performance of each animal group studied so far.</w:t>
             </w:r>
           </w:p>
         </w:tc>
@@ -1277,7 +1277,7 @@
                 <w:sz w:val="18"/>
                 <w:szCs w:val="18"/>
               </w:rPr>
-              <w:t xml:space="preserve">Transport in Mammals — The Four-Chambered Heart and Double Circulatory System</w:t>
+              <w:t xml:space="preserve">Transport in Mammals — The Four-Chambered Heart (Heart Dissection and Circuit Mapping)</w:t>
             </w:r>
           </w:p>
         </w:tc>
@@ -1309,7 +1309,7 @@
                 <w:sz w:val="18"/>
                 <w:szCs w:val="18"/>
               </w:rPr>
-              <w:t xml:space="preserve">Students observed a dissection (or high-quality diagram/video) of a mammalian heart (sheep or cattle heart, commonly available in Kenyan markets), identifying the four chambers (right atrium, right ventricle, left atrium, left ventricle), valves (tricuspid, bicuspid/mitral, semilunar), coronary arteries, vena cava, pulmonary artery and vein, and aorta. They traced the pulmonary circuit (heart → lungs → heart) and systemic circuit (heart → body → heart) separately.</w:t>
+              <w:t xml:space="preserve">Learners observed a real sheep or goat heart (or detailed diagram): four distinct chambers separated by a thick muscular septum; the left ventricular wall noticeably thicker than the right ventricular wall; valves between the atria and ventricles preventing backflow; the aorta and pulmonary artery leaving from the top; the vena cava and pulmonary veins entering at the top; coronary vessels on the outer surface supplying the heart muscle itself.</w:t>
             </w:r>
           </w:p>
         </w:tc>
@@ -1341,7 +1341,7 @@
                 <w:sz w:val="18"/>
                 <w:szCs w:val="18"/>
               </w:rPr>
-              <w:t xml:space="preserve">Students learned that the mammalian double circulatory system maintains two separate circuits, each re-pressurised by a dedicated ventricle. The right ventricle pumps deoxygenated blood to the lungs at low pressure; the left ventricle pumps oxygenated blood to the body at high pressure. This complete separation eliminates blood mixing and enables sustained high oxygen delivery — the physiological foundation of endurance performance. Students also learned that the left ventricular wall is thicker than the right, reflecting the greater force needed to push blood through the systemic circuit.</w:t>
+              <w:t xml:space="preserve">The four-chambered double circulation of the mammalian heart explains the efficiency advantage over the three-chambered frog heart and the two-chambered fish heart. Full separation of oxygenated and deoxygenated blood means muscles receive blood with the maximum possible oxygen concentration at every heartbeat. This is the structural basis for the high metabolic activity of endothermic mammals. The question of HOW the heart beats rhythmically and how Kipchoge controls his heart rate during and after a race remains open — this is the focus of Lesson 7.</w:t>
             </w:r>
           </w:p>
         </w:tc>
@@ -1373,7 +1373,7 @@
                 <w:sz w:val="18"/>
                 <w:szCs w:val="18"/>
               </w:rPr>
-              <w:t xml:space="preserve">The teacher should make explicit the connection to Eliud Kipchoge: his left ventricle is enlarged through years of training (cardiac hypertrophy), enabling it to pump more blood per beat (high stroke volume). Ask: 'Now that we know the four-chambered heart, can you explain in one sentence why Kipchoge cannot survive a marathon with a grasshopper's circulatory system?' Students should be able to produce a complete explanation. Pedagogical note: This is a landmark lesson — ensure the DQB is updated with the open/closed, single/double distinctions clearly posted. This lesson anchors all subsequent lessons on heart mechanics.</w:t>
+              <w:t xml:space="preserve">The jump from the reptile partial septum (Lesson 5) to the complete mammalian septum (Lesson 6) explains why mammals can sustain oxygen demands far beyond what a frog or reptile could support. The driving question advances: we now have the structural evidence to explain why Kipchoge does not run out of oxygen at world-record pace. What remains is to explain the pumping mechanism, the role of the sinoatrial node in controlling heart rate, and why his recovery is so rapid — which Lesson 7 will address directly.</w:t>
             </w:r>
           </w:p>
         </w:tc>
@@ -1458,7 +1458,7 @@
                 <w:sz w:val="18"/>
                 <w:szCs w:val="18"/>
               </w:rPr>
-              <w:t xml:space="preserve">Students observed an animation or diagram of the cardiac cycle showing three phases: atrial systole (atria contract, pushing blood into ventricles), ventricular systole (ventricles contract, ejecting blood into arteries), and diastole (all chambers relax, filling with blood). They listened to or observed a recording of 'lub-dub' heart sounds and identified that 'lub' is caused by atrioventricular valve closure and 'dub' by semilunar valve closure. They also traced the electrical conduction pathway: SAN (sinoatrial node — the pacemaker) → AVN (atrioventricular node) → Bundle of His → Purkinje fibres.</w:t>
+              <w:t xml:space="preserve">Learners measured their own resting and post-exercise pulse rates, plotted a heart-rate recovery curve, and compared it to Kipchoge's recovery data. They also observed the lub-dub rhythm through a desk-tapping simulation and annotated a four-panel cardiac cycle diagram showing atrial systole, ventricular systole, and diastole.</w:t>
             </w:r>
           </w:p>
         </w:tc>
@@ -1490,7 +1490,7 @@
                 <w:sz w:val="18"/>
                 <w:szCs w:val="18"/>
               </w:rPr>
-              <w:t xml:space="preserve">Students learned that the heart is myogenic — it generates its own electrical impulse at the SAN without requiring a signal from the brain. They learned that the cardiac cycle is a precisely timed sequence ensuring atria contract first (filling ventricles) and ventricles contract second (ejecting blood). They learned that heart sounds are diagnostic tools: a murmur (abnormal sound) may indicate a faulty valve. Students connected cardiac output (CO = stroke volume × heart rate) to Kipchoge's performance: at peak exertion, his heart rate rises and stroke volume increases, maximising CO.</w:t>
+              <w:t xml:space="preserve">The heart pumps through a repeating three-phase cardiac cycle (atrial systole → ventricular systole → diastole). Heart sounds ('lub-dub') are caused by the closing of valves — bicuspid/tricuspid valves at the start of ventricular systole, and semi-lunar valves at its end. The sino-atrial node (SAN) in the right atrial wall generates the electrical impulse that initiates each cycle, acting as the heart's intrinsic pacemaker. Cardiac output equals heart rate multiplied by stroke volume; Kipchoge's trained heart achieves normal cardiac output at only 37 BPM because each beat pumps approximately 135 mL — nearly double that of an untrained heart.</w:t>
             </w:r>
           </w:p>
         </w:tc>
@@ -1522,7 +1522,7 @@
                 <w:sz w:val="18"/>
                 <w:szCs w:val="18"/>
               </w:rPr>
-              <w:t xml:space="preserve">The teacher should use a drum or clap to simulate the cardiac cycle rhythm in class. Ask students: 'If the SAN is damaged, what happens to the heart?' (It may beat irregularly or stop — this is why pacemakers are implanted.) Cold-call four students to trace the path of an electrical impulse from SAN to Purkinje fibres. Pedagogical note: Students often think the brain controls each heartbeat — explicitly correct this by emphasising myogenic origin. Connect to the driving question: if Kipchoge had a grasshopper's dorsal vessel (which lacks an SAN), his heart could not increase its rate on demand during a race.</w:t>
+              <w:t xml:space="preserve">Kipchoge's heart recovers so rapidly from 170 BPM to 37 BPM because his trained ventricles have a much larger stroke volume (~135 mL per beat vs. ~67 mL for an average person). His SAN only needs to fire 37 times per minute at rest to maintain adequate cardiac output, so once exercise demand drops, his heart rate falls quickly back to this efficient baseline. This is why a structurally superior mammalian heart — with its four chambers, powerful ventricular walls, and intrinsic SAN pacemaker — enables elite athletic performance in a way that the open circulatory system of a grasshopper, with no true heart chambers and no SAN, never could.</w:t>
             </w:r>
           </w:p>
         </w:tc>
@@ -1607,7 +1607,7 @@
                 <w:sz w:val="18"/>
                 <w:szCs w:val="18"/>
               </w:rPr>
-              <w:t xml:space="preserve">Students observed a diagram of the lymphatic system showing lymph capillaries, lymph nodes (e.g., in the armpit and groin — locations students can feel themselves), lymph vessels, the thoracic duct, and the points of return to the bloodstream at the subclavian veins. They noted that lymph flows in only one direction (toward the heart) and is moved by skeletal muscle contractions and one-way valves — not by a pump. They observed that lymph is colourless/pale yellow and forms from excess tissue fluid.</w:t>
+              <w:t xml:space="preserve">A demonstration showing coloured water leaking from a tube into a sponge (representing plasma leaking from capillaries into tissue spaces), and an annotated diagram tracing the lymphatic pathway from lymph capillaries through lymph nodes and ducts back to the subclavian veins near the heart.</w:t>
             </w:r>
           </w:p>
         </w:tc>
@@ -1639,7 +1639,7 @@
                 <w:sz w:val="18"/>
                 <w:szCs w:val="18"/>
               </w:rPr>
-              <w:t xml:space="preserve">Students learned that plasma leaks out of capillaries into interstitial spaces to form tissue fluid. Most is reabsorbed by osmosis, but the remainder drains into lymph capillaries, becoming lymph. The lymphatic system returns this fluid to the blood, preventing oedema (dangerous swelling). Lymph nodes filter lymph, trapping pathogens and activating immune responses. Students learned that the lymphatic system is essential to completing the transport story — it closes the loop between the cardiovascular system and the tissues.</w:t>
+              <w:t xml:space="preserve">The lymphatic system is a one-way drainage network that collects excess tissue fluid (lymph) from intercellular spaces and returns it to the bloodstream via the thoracic duct and right lymphatic duct. Lymph nodes filter pathogens from lymph. When lymph vessels are blocked (e.g., by parasitic worms in filariasis), fluid accumulates in tissues causing oedema. Simpler animals with open circulatory systems, like grasshoppers, do not require a lymphatic system because their haemolymph bathes tissues directly without a separate capillary-tissue boundary.</w:t>
             </w:r>
           </w:p>
         </w:tc>
@@ -1671,7 +1671,7 @@
                 <w:sz w:val="18"/>
                 <w:szCs w:val="18"/>
               </w:rPr>
-              <w:t xml:space="preserve">The teacher should connect lymph to a real Kenyan health context: lymphatic filariasis (elephantiasis), caused by a parasitic worm blocking lymph vessels, is present in coastal Kenya (Mombasa region) and causes gross oedema of the limbs. Ask: 'What would happen to Kipchoge's leg muscles if his lymph vessels were blocked during a race?' (Tissue fluid would accumulate, causing swelling, reduced muscle function, and potentially dangerous pressure.) Pedagogical note: Students frequently omit the lymphatic system when describing transport — emphasise that it is a THIRD transport network alongside arteries/veins.</w:t>
+              <w:t xml:space="preserve">During the Berlin Marathon, the enormous blood pressure in Kipchoge's capillaries forces large volumes of plasma into his muscle tissues. The lymphatic system drains this fluid rapidly back into the bloodstream, preventing oedema and keeping his muscles functioning at peak capacity. Without a functioning lymphatic system — as seen in patients with lymphatic filariasis in coastal Kenya — fluid accumulates in the legs causing chronic swelling. A grasshopper with an open circulatory system has no such fluid-balance problem because there is no separate plasma compartment: haemolymph simply fills all body spaces freely.</w:t>
             </w:r>
           </w:p>
         </w:tc>
@@ -1756,7 +1756,7 @@
                 <w:sz w:val="18"/>
                 <w:szCs w:val="18"/>
               </w:rPr>
-              <w:t xml:space="preserve">Students observed microscope slides or diagrams of blood smears identifying erythrocytes (red blood cells — biconcave, no nucleus), leucocytes (white blood cells — phagocytes and lymphocytes), platelets, and plasma. They also observed a video or diagram of the clotting cascade: damaged tissue → platelets aggregate → thromboplastin released → prothrombin → thrombin → fibrinogen → fibrin mesh → clot. They examined data on how long clotting takes and what happens in haemophilia (clotting factor absent).</w:t>
+              <w:t xml:space="preserve">Learners built a physical model of the blood clotting cascade using yarn, beads, and cotton wool; analysed a data table comparing blood counts of a healthy child versus Achieng, a 12-year-old malaria patient from Mbita on Lake Victoria; and completed a non-specific vs. specific immunity comparison table using data cards set in Kitale.</w:t>
             </w:r>
           </w:p>
         </w:tc>
@@ -1788,7 +1788,7 @@
                 <w:sz w:val="18"/>
                 <w:szCs w:val="18"/>
               </w:rPr>
-              <w:t xml:space="preserve">Students learned that blood performs three integrated functions: delivery (RBCs carry oxygen via haemoglobin and carry CO₂), defence (phagocytes engulf pathogens; lymphocytes produce antibodies), and repair (platelets and clotting factors seal wounds). They learned that haemoglobin's affinity for oxygen is pH-dependent — in active muscles (lower pH due to CO₂ production), haemoglobin releases oxygen more readily (Bohr effect). This directly connects to Kipchoge's muscles receiving more oxygen precisely when they need it most.</w:t>
+              <w:t xml:space="preserve">Blood performs three integrated functions within the transport system: delivery (RBCs transporting O₂ and CO₂), defence (phagocytes and lymphocytes providing non-specific and specific immunity), and repair (platelets and the fibrinogen-to-fibrin clotting cascade). Malaria caused by Plasmodium falciparum destroys red blood cells, lowers haemoglobin levels, and forces the heart to compensate by increasing resting heart rate — directly impairing the transport system's efficiency.</w:t>
             </w:r>
           </w:p>
         </w:tc>
@@ -1820,7 +1820,7 @@
                 <w:sz w:val="18"/>
                 <w:szCs w:val="18"/>
               </w:rPr>
-              <w:t xml:space="preserve">The teacher should prompt students to consider what Kipchoge's blood is doing during the final kilometre of a marathon: his muscles are producing CO₂ rapidly, lowering blood pH, which causes haemoglobin to release even more oxygen — a self-reinforcing delivery mechanism. Ask: 'If a grasshopper's haemolymph lacks haemoglobin, how does it cope?' (Oxygen is delivered by trachea directly — haemolymph is not the oxygen carrier.) Pedagogical note: The Bohr effect is a KCSE favourite — ensure students can explain it in both directions (active muscle vs. resting lung).</w:t>
+              <w:t xml:space="preserve">Eliud Kipchoge's extraordinary athletic performance depends not only on a powerful heart but on fully functional blood — rich in healthy red blood cells, equipped with an effective immune defence, and capable of rapid clotting at injury sites. A grasshopper's haemolymph, by contrast, lacks fibrin-based clotting and has only limited cellular immunity — sufficient for a low-metabolic-demand insect but entirely inadequate for sustaining world-record marathon performance. The mammalian transport system's complexity is inseparable from the complexity of the demands placed on it.</w:t>
             </w:r>
           </w:p>
         </w:tc>
@@ -1905,7 +1905,7 @@
                 <w:sz w:val="18"/>
                 <w:szCs w:val="18"/>
               </w:rPr>
-              <w:t xml:space="preserve">Students observed a blood-typing simulation (or actual ABO blood-typing using antisera A, B, and anti-D on cards), recording agglutination results for four unknown samples and identifying blood groups as A, B, AB, or O, and Rh+ or Rh−. They observed a data table showing the distribution of blood groups in Kenya (approximately: O = 47%, A = 26%, B = 23%, AB = 4%) and noted which groups are universal donors and universal recipients.</w:t>
+              <w:t xml:space="preserve">Learners added coloured Anti-A and Anti-B indicator solutions to four simulated blood samples and observed colour changes (or no change) to determine the ABO blood group of each sample. They also read a bar chart of Kenyan blood group distribution data from the Kenya National Blood Transfusion Service and annotated a short passage on the Rhesus factor.</w:t>
             </w:r>
           </w:p>
         </w:tc>
@@ -1937,7 +1937,7 @@
                 <w:sz w:val="18"/>
                 <w:szCs w:val="18"/>
               </w:rPr>
-              <w:t xml:space="preserve">Students learned that red blood cells carry surface antigens (A, B, both, or neither) and plasma carries corresponding antibodies (anti-A, anti-B). Transfusion of incompatible blood causes agglutination (clumping) and haemolysis — potentially fatal. They learned that group O (no antigens) is the universal donor and group AB (no antibodies) is the universal recipient. They also learned that the Rhesus factor (D antigen) is critical in pregnancy — an Rh− mother carrying an Rh+ baby can develop anti-D antibodies, causing haemolytic disease of the newborn. This is clinically managed at Kenyan hospitals like Kenyatta National Hospital.</w:t>
+              <w:t xml:space="preserve">Learners learned that human red blood cells carry surface antigens (A, B, both, or neither) that define ABO blood group, and that plasma contains corresponding antibodies that cause agglutination when mismatched blood is introduced. They learned the rules of transfusion compatibility, that blood group O is the most common in Kenya (~46%) making it the most in-demand at the KNBTS, and that ~94% of Kenyans are Rh-positive. They also learned that insects such as grasshoppers have haemolymph rather than true blood and therefore have no ABO system.</w:t>
             </w:r>
           </w:p>
         </w:tc>
@@ -1969,7 +1969,7 @@
                 <w:sz w:val="18"/>
                 <w:szCs w:val="18"/>
               </w:rPr>
-              <w:t xml:space="preserve">The teacher should connect blood grouping to real Kenyan public health contexts: road accident victims at Nairobi's major hospitals urgently need type O blood; blood donation drives at schools and universities save lives. Ask students: 'If Kipchoge were in an accident and needed an emergency transfusion, why would knowing his blood group matter?' Pedagogical note: Students often confuse antigens (on cells) with antibodies (in plasma) — use a 'lock and key' visual: antigen is the lock, antibody is the key. When the wrong key is inserted, the lock jams (agglutination).</w:t>
+              <w:t xml:space="preserve">Learners explained that the molecular identity of red blood cells is a fixed feature of the mammalian transport system that must be precisely matched in medical interventions such as transfusions. They connected this to the driving question by reasoning that the efficiency of Kipchoge's transport system depends not only on heart structure and vessel design but also on the biochemical precision of the blood itself — a level of complexity entirely absent in the open circulatory systems of grasshoppers and other invertebrates studied earlier in the sequence.</w:t>
             </w:r>
           </w:p>
         </w:tc>
@@ -2022,7 +2022,7 @@
                 <w:sz w:val="18"/>
                 <w:szCs w:val="18"/>
               </w:rPr>
-              <w:t xml:space="preserve">Diseases of the Transport System and Public Health in Kenya</w:t>
+              <w:t xml:space="preserve">Diversity of Transport Systems: Comparative Overview</w:t>
             </w:r>
           </w:p>
         </w:tc>
@@ -2054,7 +2054,7 @@
                 <w:sz w:val="18"/>
                 <w:szCs w:val="18"/>
               </w:rPr>
-              <w:t xml:space="preserve">Students observed case studies and data on transport system diseases prevalent in Kenya, including: hypertension (high blood pressure — leading cause of stroke in Kenya), anaemia (low RBC/haemoglobin count — widespread in children in Western Kenya), sickle cell disease (prevalent in malaria-endemic regions including Kisumu and the Lake Victoria basin), and coronary heart disease (blocked coronary arteries — increasing with urbanisation in Nairobi). They also examined ECG traces to identify normal vs. abnormal heart rhythms.</w:t>
+              <w:t xml:space="preserve">Learners observed and physically manipulated Evidence Cards containing data from all previous lessons, noticing that each animal group has a distinct combination of circulation type, heart structure, transport fluid, and blood separation — and that disputed cards revealed remaining gaps in understanding.</w:t>
             </w:r>
           </w:p>
         </w:tc>
@@ -2086,7 +2086,7 @@
                 <w:sz w:val="18"/>
                 <w:szCs w:val="18"/>
               </w:rPr>
-              <w:t xml:space="preserve">Students learned how structural or functional failures of the transport system cause disease: hypertension results from narrowed/stiff arteries increasing resistance; anaemia results from insufficient haemoglobin reducing oxygen delivery; sickle cell disease results from abnormal haemoglobin causing RBCs to deform under low-oxygen conditions, blocking capillaries; coronary heart disease results from atherosclerotic plaques blocking coronary arteries, depriving heart muscle of oxygen. Students understood that each disease is a breakdown of a specific transport function studied in the unit.</w:t>
+              <w:t xml:space="preserve">Learners learned that circulatory complexity increases progressively from insects through fish and amphibians to mammals, characterised by three evolutionary trends: open to closed systems, single to double circulation, and incomplete to complete separation of oxygenated and deoxygenated blood; they also confirmed that the mammalian four-chambered heart with full double circulation is what enables elite metabolic performance such as that of Eliud Kipchoge.</w:t>
             </w:r>
           </w:p>
         </w:tc>
@@ -2118,7 +2118,7 @@
                 <w:sz w:val="18"/>
                 <w:szCs w:val="18"/>
               </w:rPr>
-              <w:t xml:space="preserve">The teacher should frame each disease as a 'malfunction of a structure we have already studied.' Ask: 'If Kipchoge had severe anaemia, how would it affect his marathon performance?' (Less haemoglobin → less oxygen per litre of blood → muscles fatigue faster → slower pace or inability to finish.) Pedagogical note: Sickle cell disease has a protective heterozygous advantage against malaria — this is a powerful example connecting transport biology to genetics and ecology. Ensure students do not stigmatise sickle cell carriers; use the protective advantage framing positively.</w:t>
+              <w:t xml:space="preserve">Learners explained why Kipchoges heart sustains world-record speeds — the double circulation delivers fully oxygenated blood to muscles at maximum efficiency without dilution — and why a grasshoppers dorsal vessel cannot do the same, because haemolymph bathes organs directly and does not carry oxygen, making it sufficient only for the grasshoppers low metabolic demands.</w:t>
             </w:r>
           </w:p>
         </w:tc>
@@ -2203,7 +2203,7 @@
                 <w:sz w:val="18"/>
                 <w:szCs w:val="18"/>
               </w:rPr>
-              <w:t xml:space="preserve">Students presented their cumulative transport system models (built and revised across all 12 lessons) to the class, and the class collaboratively reviewed the Driving Question Board to confirm which questions had been answered. Students observed a final comparative diagram showing all five transport systems studied (diffusion/amoeba, open/grasshopper, single closed/tilapia, three-chambered/frog, double closed/mammal) on a single evolutionary continuum poster.</w:t>
+              <w:t xml:space="preserve">Learners observed their own Lesson 1 model drawings (redistributed by teacher) alongside their final cumulative models during the gallery walk, noting specific structural and conceptual changes. They also observed peer group final models at three gallery-walk stations, reading diagrams comparing open and closed circulatory systems across the grasshopper, tilapia, frog, and human (Kipchoge). The class observed the live-built Class Consensus Model grow element-by-element as individual learners contributed one evidence-based label or arrow each.</w:t>
             </w:r>
           </w:p>
         </w:tc>
@@ -2235,7 +2235,7 @@
                 <w:sz w:val="18"/>
                 <w:szCs w:val="18"/>
               </w:rPr>
-              <w:t xml:space="preserve">Students synthesised the following key understandings: (1) Transport systems vary from open (grasshopper) to closed-single (tilapia) to closed-double (mammal), with increasing efficiency of oxygen delivery. (2) The four-chambered mammalian heart, driven by the myogenic SAN, sustains the high cardiac output needed for endurance performance. (3) Blood performs delivery (haemoglobin), defence (leucocytes), and repair (platelets/clotting) functions. (4) The lymphatic system completes the transport network by draining tissue fluid and mounting immune responses. (5) Transport system diseases represent specific structural or functional failures of these systems. (6) Eliud Kipchoge's circulatory system — closed, double, four-chambered, with high stroke volume — is the direct physiological basis of his world-record marathon performance; a grasshopper's open system could not sustain this at any level.</w:t>
+              <w:t xml:space="preserve">Learners synthesised and consolidated the following key understandings from across all 12 lessons: (1) Transport systems vary in structure — open systems (grasshopper) use haemolymph that bathes organs directly and require no closed vessels; closed systems (fish, frog, mammal) use blood confined to vessels, enabling higher pressure, faster delivery, and finer control. (2) Complexity of transport system correlates with metabolic demand — more active, larger, or more complex animals require more efficient delivery of oxygen and nutrients and removal of waste products. (3) Double circulation (mammals) separates pulmonary and systemic circuits, ensuring fully oxygenated blood reaches the body's tissues — the structural basis of Kipchoge's ability to sustain high-intensity effort and recover rapidly. (4) The four-chambered mammalian heart is a structural adaptation that prevents mixing of oxygenated and deoxygenated blood, enabling maximum oxygen delivery per heartbeat. (5) Evidence from pulse-rate experiments, breathing-rate observations, and capillary-refill tests all point to the same underlying mechanism: the mammalian circulatory system is tuned to rapidly match oxygen supply to metabolic demand — which is why Kipchoge's heart rate drops back to 37 bpm so quickly after a race.</w:t>
             </w:r>
           </w:p>
         </w:tc>
@@ -2267,7 +2267,7 @@
                 <w:sz w:val="18"/>
                 <w:szCs w:val="18"/>
               </w:rPr>
-              <w:t xml:space="preserve">The teacher should facilitate a whole-class 'answer the driving question' discussion in which students construct a collective, evidence-based response. The final answer should include: (a) structure of Kipchoge's system, (b) why a grasshopper's system is insufficient, and (c) what would actually happen biologically if Kipchoge had a grasshopper's circulatory system (haemolymph at low pressure, no haemoglobin, no re-pressurisation — he would collapse within metres of the start line). Pedagogical note: Celebrate student model revisions — display before-and-after models side by side. Cold-call at least six students to each contribute one sentence to the final driving question answer. End the unit by asking: 'What new questions does this raise?' to foster continued scientific curiosity.</w:t>
+              <w:t xml:space="preserve">By the end of this lesson, learners can explain, using a CER framework and a cumulative visual model, that: the structure of an animal's transport system directly determines its ability to meet metabolic demands and therefore survive and thrive in its environment. A grasshopper's open circulatory system is efficient for a small, low-metabolic-demand organism — haemolymph does not carry oxygen (which is delivered directly to cells via tracheae), so no high-pressure pump is needed. If Eliud Kipchoge had the circulatory system of a grasshopper, he could not deliver enough oxygenated blood to his leg muscles at marathon pace — his muscles would fail within seconds of any intense effort. His four-chambered heart, double circulation, and haemoglobin-rich blood constitute a system capable of delivering 20+ litres of oxygenated blood per minute under race conditions, then rapidly clearing metabolic byproducts and restoring resting conditions — a feat no open circulatory system could achieve.</w:t>
             </w:r>
           </w:p>
         </w:tc>
@@ -2391,7 +2391,7 @@
         </w:rPr>
         <w:t xml:space="preserve">© 2026 SeaVuria and ARES. This work is licensed under a </w:t>
       </w:r>
-      <w:hyperlink w:history="1" r:id="rIdzh-azs6m3d8ic8t5m_jsj">
+      <w:hyperlink w:history="1" r:id="rId8kxg0x9wsrrgps9o7ecuo">
         <w:r>
           <w:rPr>
             <w:rFonts w:ascii="Arial" w:cs="Arial" w:eastAsia="Arial" w:hAnsi="Arial"/>
@@ -2411,7 +2411,7 @@
         </w:rPr>
         <w:t xml:space="preserve"> (</w:t>
       </w:r>
-      <w:hyperlink w:history="1" r:id="rIdjoiwnsqlee6fathtkjwj1">
+      <w:hyperlink w:history="1" r:id="rIdzfjljbp6uf3z6tr7q2gsq">
         <w:r>
           <w:rPr>
             <w:rFonts w:ascii="Arial" w:cs="Arial" w:eastAsia="Arial" w:hAnsi="Arial"/>
@@ -2431,7 +2431,7 @@
         </w:rPr>
         <w:t xml:space="preserve">). To view a copy of this license, visit </w:t>
       </w:r>
-      <w:hyperlink w:history="1" r:id="rIdsfc1egb3uwpz4ppvh0h70">
+      <w:hyperlink w:history="1" r:id="rIdgdhbzxgbbfilsxzis8qsh">
         <w:r>
           <w:rPr>
             <w:rFonts w:ascii="Arial" w:cs="Arial" w:eastAsia="Arial" w:hAnsi="Arial"/>

--- a/data/outputs/v2/Biology/SS3.2_Animal_Transport/Biology_Animal_Transport_SummaryTable.docx
+++ b/data/outputs/v2/Biology/SS3.2_Animal_Transport/Biology_Animal_Transport_SummaryTable.docx
@@ -2391,7 +2391,7 @@
         </w:rPr>
         <w:t xml:space="preserve">© 2026 SeaVuria and ARES. This work is licensed under a </w:t>
       </w:r>
-      <w:hyperlink w:history="1" r:id="rId8kxg0x9wsrrgps9o7ecuo">
+      <w:hyperlink w:history="1" r:id="rIda-ab0-eogfijp0sw27ebl">
         <w:r>
           <w:rPr>
             <w:rFonts w:ascii="Arial" w:cs="Arial" w:eastAsia="Arial" w:hAnsi="Arial"/>
@@ -2411,7 +2411,7 @@
         </w:rPr>
         <w:t xml:space="preserve"> (</w:t>
       </w:r>
-      <w:hyperlink w:history="1" r:id="rIdzfjljbp6uf3z6tr7q2gsq">
+      <w:hyperlink w:history="1" r:id="rIdikfmshygebiadtb8zgvcn">
         <w:r>
           <w:rPr>
             <w:rFonts w:ascii="Arial" w:cs="Arial" w:eastAsia="Arial" w:hAnsi="Arial"/>
@@ -2431,7 +2431,7 @@
         </w:rPr>
         <w:t xml:space="preserve">). To view a copy of this license, visit </w:t>
       </w:r>
-      <w:hyperlink w:history="1" r:id="rIdgdhbzxgbbfilsxzis8qsh">
+      <w:hyperlink w:history="1" r:id="rId6izyvhibwj4a1ypvtt1yp">
         <w:r>
           <w:rPr>
             <w:rFonts w:ascii="Arial" w:cs="Arial" w:eastAsia="Arial" w:hAnsi="Arial"/>

--- a/data/outputs/v2/Biology/SS3.2_Animal_Transport/Biology_Animal_Transport_SummaryTable.docx
+++ b/data/outputs/v2/Biology/SS3.2_Animal_Transport/Biology_Animal_Transport_SummaryTable.docx
@@ -2391,7 +2391,7 @@
         </w:rPr>
         <w:t xml:space="preserve">© 2026 SeaVuria and ARES. This work is licensed under a </w:t>
       </w:r>
-      <w:hyperlink w:history="1" r:id="rIda-ab0-eogfijp0sw27ebl">
+      <w:hyperlink w:history="1" r:id="rIdqugjxnppp4rjvbo1xtllq">
         <w:r>
           <w:rPr>
             <w:rFonts w:ascii="Arial" w:cs="Arial" w:eastAsia="Arial" w:hAnsi="Arial"/>
@@ -2411,7 +2411,7 @@
         </w:rPr>
         <w:t xml:space="preserve"> (</w:t>
       </w:r>
-      <w:hyperlink w:history="1" r:id="rIdikfmshygebiadtb8zgvcn">
+      <w:hyperlink w:history="1" r:id="rIdnk1lomnycosqgitsqirwy">
         <w:r>
           <w:rPr>
             <w:rFonts w:ascii="Arial" w:cs="Arial" w:eastAsia="Arial" w:hAnsi="Arial"/>
@@ -2431,7 +2431,7 @@
         </w:rPr>
         <w:t xml:space="preserve">). To view a copy of this license, visit </w:t>
       </w:r>
-      <w:hyperlink w:history="1" r:id="rId6izyvhibwj4a1ypvtt1yp">
+      <w:hyperlink w:history="1" r:id="rIdhwjog-ttblwnbiqhdci7d">
         <w:r>
           <w:rPr>
             <w:rFonts w:ascii="Arial" w:cs="Arial" w:eastAsia="Arial" w:hAnsi="Arial"/>

--- a/data/outputs/v2/Biology/SS3.2_Animal_Transport/Biology_Animal_Transport_SummaryTable.docx
+++ b/data/outputs/v2/Biology/SS3.2_Animal_Transport/Biology_Animal_Transport_SummaryTable.docx
@@ -2391,7 +2391,7 @@
         </w:rPr>
         <w:t xml:space="preserve">© 2026 SeaVuria and ARES. This work is licensed under a </w:t>
       </w:r>
-      <w:hyperlink w:history="1" r:id="rIdqugjxnppp4rjvbo1xtllq">
+      <w:hyperlink w:history="1" r:id="rIdrr_cd5cgwprjktu72mn67">
         <w:r>
           <w:rPr>
             <w:rFonts w:ascii="Arial" w:cs="Arial" w:eastAsia="Arial" w:hAnsi="Arial"/>
@@ -2411,7 +2411,7 @@
         </w:rPr>
         <w:t xml:space="preserve"> (</w:t>
       </w:r>
-      <w:hyperlink w:history="1" r:id="rIdnk1lomnycosqgitsqirwy">
+      <w:hyperlink w:history="1" r:id="rIde1ykixfwfizquo6ha2alr">
         <w:r>
           <w:rPr>
             <w:rFonts w:ascii="Arial" w:cs="Arial" w:eastAsia="Arial" w:hAnsi="Arial"/>
@@ -2431,7 +2431,7 @@
         </w:rPr>
         <w:t xml:space="preserve">). To view a copy of this license, visit </w:t>
       </w:r>
-      <w:hyperlink w:history="1" r:id="rIdhwjog-ttblwnbiqhdci7d">
+      <w:hyperlink w:history="1" r:id="rIdbnovn5yvhm8wv4dymbdly">
         <w:r>
           <w:rPr>
             <w:rFonts w:ascii="Arial" w:cs="Arial" w:eastAsia="Arial" w:hAnsi="Arial"/>

--- a/data/outputs/v2/Biology/SS3.2_Animal_Transport/Biology_Animal_Transport_SummaryTable.docx
+++ b/data/outputs/v2/Biology/SS3.2_Animal_Transport/Biology_Animal_Transport_SummaryTable.docx
@@ -2391,7 +2391,7 @@
         </w:rPr>
         <w:t xml:space="preserve">© 2026 SeaVuria and ARES. This work is licensed under a </w:t>
       </w:r>
-      <w:hyperlink w:history="1" r:id="rIdrr_cd5cgwprjktu72mn67">
+      <w:hyperlink w:history="1" r:id="rId6939xohxezqggpjc6mgt5">
         <w:r>
           <w:rPr>
             <w:rFonts w:ascii="Arial" w:cs="Arial" w:eastAsia="Arial" w:hAnsi="Arial"/>
@@ -2411,7 +2411,7 @@
         </w:rPr>
         <w:t xml:space="preserve"> (</w:t>
       </w:r>
-      <w:hyperlink w:history="1" r:id="rIde1ykixfwfizquo6ha2alr">
+      <w:hyperlink w:history="1" r:id="rIdd1yaumnj7zief97nbrwn_">
         <w:r>
           <w:rPr>
             <w:rFonts w:ascii="Arial" w:cs="Arial" w:eastAsia="Arial" w:hAnsi="Arial"/>
@@ -2431,7 +2431,7 @@
         </w:rPr>
         <w:t xml:space="preserve">). To view a copy of this license, visit </w:t>
       </w:r>
-      <w:hyperlink w:history="1" r:id="rIdbnovn5yvhm8wv4dymbdly">
+      <w:hyperlink w:history="1" r:id="rIdiw7shyaixg-3_n-0ohywd">
         <w:r>
           <w:rPr>
             <w:rFonts w:ascii="Arial" w:cs="Arial" w:eastAsia="Arial" w:hAnsi="Arial"/>

--- a/data/outputs/v2/Biology/SS3.2_Animal_Transport/Biology_Animal_Transport_SummaryTable.docx
+++ b/data/outputs/v2/Biology/SS3.2_Animal_Transport/Biology_Animal_Transport_SummaryTable.docx
@@ -4,6 +4,7 @@
   <w:body>
     <w:p>
       <w:pPr>
+        <w:keepNext w:val="false"/>
         <w:spacing w:after="30" w:before="0"/>
         <w:jc w:val="center"/>
       </w:pPr>
@@ -23,6 +24,7 @@
     </w:p>
     <w:p>
       <w:pPr>
+        <w:keepNext w:val="false"/>
         <w:spacing w:after="60" w:before="0"/>
         <w:jc w:val="center"/>
       </w:pPr>
@@ -81,6 +83,7 @@
           </w:tcPr>
           <w:p>
             <w:pPr>
+              <w:keepNext w:val="false"/>
               <w:spacing w:after="40" w:before="0"/>
               <w:jc w:val="center"/>
             </w:pPr>
@@ -115,6 +118,7 @@
           </w:tcPr>
           <w:p>
             <w:pPr>
+              <w:keepNext w:val="false"/>
               <w:spacing w:after="40" w:before="0"/>
               <w:jc w:val="left"/>
             </w:pPr>
@@ -147,6 +151,7 @@
           </w:tcPr>
           <w:p>
             <w:pPr>
+              <w:keepNext w:val="false"/>
               <w:spacing w:after="40" w:before="0"/>
               <w:jc w:val="left"/>
             </w:pPr>
@@ -181,6 +186,7 @@
           </w:tcPr>
           <w:p>
             <w:pPr>
+              <w:keepNext w:val="false"/>
               <w:spacing w:after="40" w:before="0"/>
               <w:jc w:val="left"/>
             </w:pPr>
@@ -213,6 +219,7 @@
           </w:tcPr>
           <w:p>
             <w:pPr>
+              <w:keepNext w:val="false"/>
               <w:spacing w:after="40" w:before="0"/>
               <w:jc w:val="left"/>
             </w:pPr>
@@ -273,6 +280,7 @@
           </w:tcPr>
           <w:p>
             <w:pPr>
+              <w:keepNext w:val="false"/>
               <w:spacing w:after="40" w:before="0"/>
               <w:jc w:val="center"/>
             </w:pPr>
@@ -307,6 +315,7 @@
           </w:tcPr>
           <w:p>
             <w:pPr>
+              <w:keepNext w:val="false"/>
               <w:spacing w:after="40" w:before="0"/>
               <w:jc w:val="left"/>
             </w:pPr>
@@ -369,6 +378,7 @@
           </w:tcPr>
           <w:p>
             <w:pPr>
+              <w:keepNext w:val="false"/>
               <w:spacing w:after="40" w:before="0"/>
               <w:jc w:val="left"/>
             </w:pPr>
@@ -401,6 +411,7 @@
           </w:tcPr>
           <w:p>
             <w:pPr>
+              <w:keepNext w:val="false"/>
               <w:spacing w:after="40" w:before="0"/>
               <w:jc w:val="left"/>
             </w:pPr>
@@ -433,6 +444,7 @@
           </w:tcPr>
           <w:p>
             <w:pPr>
+              <w:keepNext w:val="false"/>
               <w:spacing w:after="40" w:before="0"/>
               <w:jc w:val="left"/>
             </w:pPr>
@@ -465,6 +477,7 @@
           </w:tcPr>
           <w:p>
             <w:pPr>
+              <w:keepNext w:val="false"/>
               <w:spacing w:after="40" w:before="0"/>
               <w:jc w:val="left"/>
             </w:pPr>
@@ -499,6 +512,7 @@
           </w:tcPr>
           <w:p>
             <w:pPr>
+              <w:keepNext w:val="false"/>
               <w:spacing w:after="40" w:before="0"/>
               <w:jc w:val="left"/>
             </w:pPr>
@@ -518,6 +532,7 @@
           </w:p>
           <w:p>
             <w:pPr>
+              <w:keepNext w:val="false"/>
               <w:spacing w:after="40" w:before="0"/>
               <w:jc w:val="left"/>
             </w:pPr>
@@ -550,6 +565,7 @@
           </w:tcPr>
           <w:p>
             <w:pPr>
+              <w:keepNext w:val="false"/>
               <w:spacing w:after="40" w:before="0"/>
               <w:jc w:val="left"/>
             </w:pPr>
@@ -582,6 +598,7 @@
           </w:tcPr>
           <w:p>
             <w:pPr>
+              <w:keepNext w:val="false"/>
               <w:spacing w:after="40" w:before="0"/>
               <w:jc w:val="left"/>
             </w:pPr>
@@ -614,6 +631,7 @@
           </w:tcPr>
           <w:p>
             <w:pPr>
+              <w:keepNext w:val="false"/>
               <w:spacing w:after="40" w:before="0"/>
               <w:jc w:val="left"/>
             </w:pPr>
@@ -648,6 +666,7 @@
           </w:tcPr>
           <w:p>
             <w:pPr>
+              <w:keepNext w:val="false"/>
               <w:spacing w:after="40" w:before="0"/>
               <w:jc w:val="left"/>
             </w:pPr>
@@ -667,6 +686,7 @@
           </w:p>
           <w:p>
             <w:pPr>
+              <w:keepNext w:val="false"/>
               <w:spacing w:after="40" w:before="0"/>
               <w:jc w:val="left"/>
             </w:pPr>
@@ -699,6 +719,7 @@
           </w:tcPr>
           <w:p>
             <w:pPr>
+              <w:keepNext w:val="false"/>
               <w:spacing w:after="40" w:before="0"/>
               <w:jc w:val="left"/>
             </w:pPr>
@@ -731,6 +752,7 @@
           </w:tcPr>
           <w:p>
             <w:pPr>
+              <w:keepNext w:val="false"/>
               <w:spacing w:after="40" w:before="0"/>
               <w:jc w:val="left"/>
             </w:pPr>
@@ -763,6 +785,7 @@
           </w:tcPr>
           <w:p>
             <w:pPr>
+              <w:keepNext w:val="false"/>
               <w:spacing w:after="40" w:before="0"/>
               <w:jc w:val="left"/>
             </w:pPr>
@@ -797,6 +820,7 @@
           </w:tcPr>
           <w:p>
             <w:pPr>
+              <w:keepNext w:val="false"/>
               <w:spacing w:after="40" w:before="0"/>
               <w:jc w:val="left"/>
             </w:pPr>
@@ -816,6 +840,7 @@
           </w:p>
           <w:p>
             <w:pPr>
+              <w:keepNext w:val="false"/>
               <w:spacing w:after="40" w:before="0"/>
               <w:jc w:val="left"/>
             </w:pPr>
@@ -848,6 +873,7 @@
           </w:tcPr>
           <w:p>
             <w:pPr>
+              <w:keepNext w:val="false"/>
               <w:spacing w:after="40" w:before="0"/>
               <w:jc w:val="left"/>
             </w:pPr>
@@ -880,6 +906,7 @@
           </w:tcPr>
           <w:p>
             <w:pPr>
+              <w:keepNext w:val="false"/>
               <w:spacing w:after="40" w:before="0"/>
               <w:jc w:val="left"/>
             </w:pPr>
@@ -912,6 +939,7 @@
           </w:tcPr>
           <w:p>
             <w:pPr>
+              <w:keepNext w:val="false"/>
               <w:spacing w:after="40" w:before="0"/>
               <w:jc w:val="left"/>
             </w:pPr>
@@ -946,6 +974,7 @@
           </w:tcPr>
           <w:p>
             <w:pPr>
+              <w:keepNext w:val="false"/>
               <w:spacing w:after="40" w:before="0"/>
               <w:jc w:val="left"/>
             </w:pPr>
@@ -965,6 +994,7 @@
           </w:p>
           <w:p>
             <w:pPr>
+              <w:keepNext w:val="false"/>
               <w:spacing w:after="40" w:before="0"/>
               <w:jc w:val="left"/>
             </w:pPr>
@@ -997,6 +1027,7 @@
           </w:tcPr>
           <w:p>
             <w:pPr>
+              <w:keepNext w:val="false"/>
               <w:spacing w:after="40" w:before="0"/>
               <w:jc w:val="left"/>
             </w:pPr>
@@ -1029,6 +1060,7 @@
           </w:tcPr>
           <w:p>
             <w:pPr>
+              <w:keepNext w:val="false"/>
               <w:spacing w:after="40" w:before="0"/>
               <w:jc w:val="left"/>
             </w:pPr>
@@ -1061,6 +1093,7 @@
           </w:tcPr>
           <w:p>
             <w:pPr>
+              <w:keepNext w:val="false"/>
               <w:spacing w:after="40" w:before="0"/>
               <w:jc w:val="left"/>
             </w:pPr>
@@ -1095,6 +1128,7 @@
           </w:tcPr>
           <w:p>
             <w:pPr>
+              <w:keepNext w:val="false"/>
               <w:spacing w:after="40" w:before="0"/>
               <w:jc w:val="left"/>
             </w:pPr>
@@ -1114,6 +1148,7 @@
           </w:p>
           <w:p>
             <w:pPr>
+              <w:keepNext w:val="false"/>
               <w:spacing w:after="40" w:before="0"/>
               <w:jc w:val="left"/>
             </w:pPr>
@@ -1146,6 +1181,7 @@
           </w:tcPr>
           <w:p>
             <w:pPr>
+              <w:keepNext w:val="false"/>
               <w:spacing w:after="40" w:before="0"/>
               <w:jc w:val="left"/>
             </w:pPr>
@@ -1178,6 +1214,7 @@
           </w:tcPr>
           <w:p>
             <w:pPr>
+              <w:keepNext w:val="false"/>
               <w:spacing w:after="40" w:before="0"/>
               <w:jc w:val="left"/>
             </w:pPr>
@@ -1210,6 +1247,7 @@
           </w:tcPr>
           <w:p>
             <w:pPr>
+              <w:keepNext w:val="false"/>
               <w:spacing w:after="40" w:before="0"/>
               <w:jc w:val="left"/>
             </w:pPr>
@@ -1244,6 +1282,7 @@
           </w:tcPr>
           <w:p>
             <w:pPr>
+              <w:keepNext w:val="false"/>
               <w:spacing w:after="40" w:before="0"/>
               <w:jc w:val="left"/>
             </w:pPr>
@@ -1263,6 +1302,7 @@
           </w:p>
           <w:p>
             <w:pPr>
+              <w:keepNext w:val="false"/>
               <w:spacing w:after="40" w:before="0"/>
               <w:jc w:val="left"/>
             </w:pPr>
@@ -1295,6 +1335,7 @@
           </w:tcPr>
           <w:p>
             <w:pPr>
+              <w:keepNext w:val="false"/>
               <w:spacing w:after="40" w:before="0"/>
               <w:jc w:val="left"/>
             </w:pPr>
@@ -1327,6 +1368,7 @@
           </w:tcPr>
           <w:p>
             <w:pPr>
+              <w:keepNext w:val="false"/>
               <w:spacing w:after="40" w:before="0"/>
               <w:jc w:val="left"/>
             </w:pPr>
@@ -1359,6 +1401,7 @@
           </w:tcPr>
           <w:p>
             <w:pPr>
+              <w:keepNext w:val="false"/>
               <w:spacing w:after="40" w:before="0"/>
               <w:jc w:val="left"/>
             </w:pPr>
@@ -1393,6 +1436,7 @@
           </w:tcPr>
           <w:p>
             <w:pPr>
+              <w:keepNext w:val="false"/>
               <w:spacing w:after="40" w:before="0"/>
               <w:jc w:val="left"/>
             </w:pPr>
@@ -1412,6 +1456,7 @@
           </w:p>
           <w:p>
             <w:pPr>
+              <w:keepNext w:val="false"/>
               <w:spacing w:after="40" w:before="0"/>
               <w:jc w:val="left"/>
             </w:pPr>
@@ -1444,6 +1489,7 @@
           </w:tcPr>
           <w:p>
             <w:pPr>
+              <w:keepNext w:val="false"/>
               <w:spacing w:after="40" w:before="0"/>
               <w:jc w:val="left"/>
             </w:pPr>
@@ -1476,6 +1522,7 @@
           </w:tcPr>
           <w:p>
             <w:pPr>
+              <w:keepNext w:val="false"/>
               <w:spacing w:after="40" w:before="0"/>
               <w:jc w:val="left"/>
             </w:pPr>
@@ -1508,6 +1555,7 @@
           </w:tcPr>
           <w:p>
             <w:pPr>
+              <w:keepNext w:val="false"/>
               <w:spacing w:after="40" w:before="0"/>
               <w:jc w:val="left"/>
             </w:pPr>
@@ -1542,6 +1590,7 @@
           </w:tcPr>
           <w:p>
             <w:pPr>
+              <w:keepNext w:val="false"/>
               <w:spacing w:after="40" w:before="0"/>
               <w:jc w:val="left"/>
             </w:pPr>
@@ -1561,6 +1610,7 @@
           </w:p>
           <w:p>
             <w:pPr>
+              <w:keepNext w:val="false"/>
               <w:spacing w:after="40" w:before="0"/>
               <w:jc w:val="left"/>
             </w:pPr>
@@ -1593,6 +1643,7 @@
           </w:tcPr>
           <w:p>
             <w:pPr>
+              <w:keepNext w:val="false"/>
               <w:spacing w:after="40" w:before="0"/>
               <w:jc w:val="left"/>
             </w:pPr>
@@ -1625,6 +1676,7 @@
           </w:tcPr>
           <w:p>
             <w:pPr>
+              <w:keepNext w:val="false"/>
               <w:spacing w:after="40" w:before="0"/>
               <w:jc w:val="left"/>
             </w:pPr>
@@ -1657,6 +1709,7 @@
           </w:tcPr>
           <w:p>
             <w:pPr>
+              <w:keepNext w:val="false"/>
               <w:spacing w:after="40" w:before="0"/>
               <w:jc w:val="left"/>
             </w:pPr>
@@ -1691,6 +1744,7 @@
           </w:tcPr>
           <w:p>
             <w:pPr>
+              <w:keepNext w:val="false"/>
               <w:spacing w:after="40" w:before="0"/>
               <w:jc w:val="left"/>
             </w:pPr>
@@ -1710,6 +1764,7 @@
           </w:p>
           <w:p>
             <w:pPr>
+              <w:keepNext w:val="false"/>
               <w:spacing w:after="40" w:before="0"/>
               <w:jc w:val="left"/>
             </w:pPr>
@@ -1742,6 +1797,7 @@
           </w:tcPr>
           <w:p>
             <w:pPr>
+              <w:keepNext w:val="false"/>
               <w:spacing w:after="40" w:before="0"/>
               <w:jc w:val="left"/>
             </w:pPr>
@@ -1774,6 +1830,7 @@
           </w:tcPr>
           <w:p>
             <w:pPr>
+              <w:keepNext w:val="false"/>
               <w:spacing w:after="40" w:before="0"/>
               <w:jc w:val="left"/>
             </w:pPr>
@@ -1806,6 +1863,7 @@
           </w:tcPr>
           <w:p>
             <w:pPr>
+              <w:keepNext w:val="false"/>
               <w:spacing w:after="40" w:before="0"/>
               <w:jc w:val="left"/>
             </w:pPr>
@@ -1840,6 +1898,7 @@
           </w:tcPr>
           <w:p>
             <w:pPr>
+              <w:keepNext w:val="false"/>
               <w:spacing w:after="40" w:before="0"/>
               <w:jc w:val="left"/>
             </w:pPr>
@@ -1859,6 +1918,7 @@
           </w:p>
           <w:p>
             <w:pPr>
+              <w:keepNext w:val="false"/>
               <w:spacing w:after="40" w:before="0"/>
               <w:jc w:val="left"/>
             </w:pPr>
@@ -1891,6 +1951,7 @@
           </w:tcPr>
           <w:p>
             <w:pPr>
+              <w:keepNext w:val="false"/>
               <w:spacing w:after="40" w:before="0"/>
               <w:jc w:val="left"/>
             </w:pPr>
@@ -1923,6 +1984,7 @@
           </w:tcPr>
           <w:p>
             <w:pPr>
+              <w:keepNext w:val="false"/>
               <w:spacing w:after="40" w:before="0"/>
               <w:jc w:val="left"/>
             </w:pPr>
@@ -1955,6 +2017,7 @@
           </w:tcPr>
           <w:p>
             <w:pPr>
+              <w:keepNext w:val="false"/>
               <w:spacing w:after="40" w:before="0"/>
               <w:jc w:val="left"/>
             </w:pPr>
@@ -1989,6 +2052,7 @@
           </w:tcPr>
           <w:p>
             <w:pPr>
+              <w:keepNext w:val="false"/>
               <w:spacing w:after="40" w:before="0"/>
               <w:jc w:val="left"/>
             </w:pPr>
@@ -2008,6 +2072,7 @@
           </w:p>
           <w:p>
             <w:pPr>
+              <w:keepNext w:val="false"/>
               <w:spacing w:after="40" w:before="0"/>
               <w:jc w:val="left"/>
             </w:pPr>
@@ -2040,6 +2105,7 @@
           </w:tcPr>
           <w:p>
             <w:pPr>
+              <w:keepNext w:val="false"/>
               <w:spacing w:after="40" w:before="0"/>
               <w:jc w:val="left"/>
             </w:pPr>
@@ -2072,6 +2138,7 @@
           </w:tcPr>
           <w:p>
             <w:pPr>
+              <w:keepNext w:val="false"/>
               <w:spacing w:after="40" w:before="0"/>
               <w:jc w:val="left"/>
             </w:pPr>
@@ -2104,6 +2171,7 @@
           </w:tcPr>
           <w:p>
             <w:pPr>
+              <w:keepNext w:val="false"/>
               <w:spacing w:after="40" w:before="0"/>
               <w:jc w:val="left"/>
             </w:pPr>
@@ -2138,6 +2206,7 @@
           </w:tcPr>
           <w:p>
             <w:pPr>
+              <w:keepNext w:val="false"/>
               <w:spacing w:after="40" w:before="0"/>
               <w:jc w:val="left"/>
             </w:pPr>
@@ -2157,6 +2226,7 @@
           </w:p>
           <w:p>
             <w:pPr>
+              <w:keepNext w:val="false"/>
               <w:spacing w:after="40" w:before="0"/>
               <w:jc w:val="left"/>
             </w:pPr>
@@ -2189,6 +2259,7 @@
           </w:tcPr>
           <w:p>
             <w:pPr>
+              <w:keepNext w:val="false"/>
               <w:spacing w:after="40" w:before="0"/>
               <w:jc w:val="left"/>
             </w:pPr>
@@ -2221,6 +2292,7 @@
           </w:tcPr>
           <w:p>
             <w:pPr>
+              <w:keepNext w:val="false"/>
               <w:spacing w:after="40" w:before="0"/>
               <w:jc w:val="left"/>
             </w:pPr>
@@ -2253,6 +2325,7 @@
           </w:tcPr>
           <w:p>
             <w:pPr>
+              <w:keepNext w:val="false"/>
               <w:spacing w:after="40" w:before="0"/>
               <w:jc w:val="left"/>
             </w:pPr>
@@ -2391,7 +2464,7 @@
         </w:rPr>
         <w:t xml:space="preserve">© 2026 SeaVuria and ARES. This work is licensed under a </w:t>
       </w:r>
-      <w:hyperlink w:history="1" r:id="rId6939xohxezqggpjc6mgt5">
+      <w:hyperlink w:history="1" r:id="rIdmzsskqhnlyjvidoyr-psd">
         <w:r>
           <w:rPr>
             <w:rFonts w:ascii="Arial" w:cs="Arial" w:eastAsia="Arial" w:hAnsi="Arial"/>
@@ -2411,7 +2484,7 @@
         </w:rPr>
         <w:t xml:space="preserve"> (</w:t>
       </w:r>
-      <w:hyperlink w:history="1" r:id="rIdd1yaumnj7zief97nbrwn_">
+      <w:hyperlink w:history="1" r:id="rIdazt2bfdt7bhw7phnamhjc">
         <w:r>
           <w:rPr>
             <w:rFonts w:ascii="Arial" w:cs="Arial" w:eastAsia="Arial" w:hAnsi="Arial"/>
@@ -2431,7 +2504,7 @@
         </w:rPr>
         <w:t xml:space="preserve">). To view a copy of this license, visit </w:t>
       </w:r>
-      <w:hyperlink w:history="1" r:id="rIdiw7shyaixg-3_n-0ohywd">
+      <w:hyperlink w:history="1" r:id="rId7tzd-cgzbnytg6tsktxmf">
         <w:r>
           <w:rPr>
             <w:rFonts w:ascii="Arial" w:cs="Arial" w:eastAsia="Arial" w:hAnsi="Arial"/>

--- a/data/outputs/v2/Biology/SS3.2_Animal_Transport/Biology_Animal_Transport_SummaryTable.docx
+++ b/data/outputs/v2/Biology/SS3.2_Animal_Transport/Biology_Animal_Transport_SummaryTable.docx
@@ -2464,7 +2464,7 @@
         </w:rPr>
         <w:t xml:space="preserve">© 2026 SeaVuria and ARES. This work is licensed under a </w:t>
       </w:r>
-      <w:hyperlink w:history="1" r:id="rIdmzsskqhnlyjvidoyr-psd">
+      <w:hyperlink w:history="1" r:id="rId8ihnuhpp0dffcmkbbobeh">
         <w:r>
           <w:rPr>
             <w:rFonts w:ascii="Arial" w:cs="Arial" w:eastAsia="Arial" w:hAnsi="Arial"/>
@@ -2484,7 +2484,7 @@
         </w:rPr>
         <w:t xml:space="preserve"> (</w:t>
       </w:r>
-      <w:hyperlink w:history="1" r:id="rIdazt2bfdt7bhw7phnamhjc">
+      <w:hyperlink w:history="1" r:id="rIdj4lavojsjsg5y7l_hfhyx">
         <w:r>
           <w:rPr>
             <w:rFonts w:ascii="Arial" w:cs="Arial" w:eastAsia="Arial" w:hAnsi="Arial"/>
@@ -2504,7 +2504,7 @@
         </w:rPr>
         <w:t xml:space="preserve">). To view a copy of this license, visit </w:t>
       </w:r>
-      <w:hyperlink w:history="1" r:id="rId7tzd-cgzbnytg6tsktxmf">
+      <w:hyperlink w:history="1" r:id="rIdd8fi78i9vqqjup8ylqhs2">
         <w:r>
           <w:rPr>
             <w:rFonts w:ascii="Arial" w:cs="Arial" w:eastAsia="Arial" w:hAnsi="Arial"/>
